--- a/tests/golden/expected/G-08_kp.docx
+++ b/tests/golden/expected/G-08_kp.docx
@@ -4673,7 +4673,11 @@
           <w:szCs w:val="22"/>
           <w:lang w:val="ru-RU"/>
         </w:rPr>
-        <w:t xml:space="preserve">100% предоплаты в течение 5 банковских дней с момента подписания договора. Производство начинается после поступления оплаты.</w:t>
+        <w:t xml:space="preserve">— Оплата 100% общей стоимости при подписании Договора (5 дней).</w:t>
+        <w:br/>
+        <w:t xml:space="preserve"/>
+        <w:br/>
+        <w:t xml:space="preserve">Сроки указаны в банковских днях.</w:t>
       </w:r>
     </w:p>
     <w:p/>
